--- a/content/muser/satire/sustainability-go-back-cave-man/index.docx
+++ b/content/muser/satire/sustainability-go-back-cave-man/index.docx
@@ -25,9 +25,6 @@
       </w:r>
     </w:p>
     <w:p>
-      <w:pPr>
-        <w:pStyle w:val="Heading2"/>
-      </w:pPr>
       <w:r>
         <w:t>Sustainability in CRES: Why We Should All Just Become Cavemen Again</w:t>
       </w:r>
@@ -56,9 +53,6 @@
       </w:r>
     </w:p>
     <w:p>
-      <w:pPr>
-        <w:pStyle w:val="Heading3"/>
-      </w:pPr>
       <w:r>
         <w:t>The Corporate Sustainability Paradox™</w:t>
       </w:r>
@@ -87,9 +81,6 @@
       </w:r>
     </w:p>
     <w:p>
-      <w:pPr>
-        <w:pStyle w:val="Heading3"/>
-      </w:pPr>
       <w:r>
         <w:t>The Only Truly Sustainable Office Is a Cave</w:t>
       </w:r>
@@ -132,9 +123,6 @@
       </w:r>
     </w:p>
     <w:p>
-      <w:pPr>
-        <w:pStyle w:val="Heading3"/>
-      </w:pPr>
       <w:r>
         <w:t>Net Zero? Please. Try Net Nothing.</w:t>
       </w:r>
@@ -177,9 +165,6 @@
       </w:r>
     </w:p>
     <w:p>
-      <w:pPr>
-        <w:pStyle w:val="Heading3"/>
-      </w:pPr>
       <w:r>
         <w:t>The Caveman Workplace Experience (CWX™)</w:t>
       </w:r>
@@ -210,9 +195,6 @@
       </w:r>
     </w:p>
     <w:p>
-      <w:pPr>
-        <w:pStyle w:val="Heading3"/>
-      </w:pPr>
       <w:r>
         <w:t>Sustainability Certifications in the Caveman Era</w:t>
       </w:r>
@@ -235,9 +217,6 @@
       </w:r>
     </w:p>
     <w:p>
-      <w:pPr>
-        <w:pStyle w:val="Heading3"/>
-      </w:pPr>
       <w:r>
         <w:t>Conclusion: If You’re Not Living in a Cave, You Hate the Planet</w:t>
       </w:r>
@@ -263,6 +242,42 @@
         <w:t>Find a cave.</w:t>
         <w:br/>
         <w:t>And welcome to the future of sustainable corporate real estate.</w:t>
+      </w:r>
+    </w:p>
+    <w:p>
+      <w:r>
+        <w:drawing>
+          <wp:inline xmlns:a="http://schemas.openxmlformats.org/drawingml/2006/main" xmlns:pic="http://schemas.openxmlformats.org/drawingml/2006/picture">
+            <wp:extent cx="4114800" cy="2743200"/>
+            <wp:docPr id="1" name="Picture 1"/>
+            <wp:cNvGraphicFramePr>
+              <a:graphicFrameLocks noChangeAspect="1"/>
+            </wp:cNvGraphicFramePr>
+            <a:graphic>
+              <a:graphicData uri="http://schemas.openxmlformats.org/drawingml/2006/picture">
+                <pic:pic>
+                  <pic:nvPicPr>
+                    <pic:cNvPr id="0" name="cavethumb.png"/>
+                    <pic:cNvPicPr/>
+                  </pic:nvPicPr>
+                  <pic:blipFill>
+                    <a:blip r:embed="rId9"/>
+                    <a:stretch>
+                      <a:fillRect/>
+                    </a:stretch>
+                  </pic:blipFill>
+                  <pic:spPr>
+                    <a:xfrm>
+                      <a:off x="0" y="0"/>
+                      <a:ext cx="4114800" cy="2743200"/>
+                    </a:xfrm>
+                    <a:prstGeom prst="rect"/>
+                  </pic:spPr>
+                </pic:pic>
+              </a:graphicData>
+            </a:graphic>
+          </wp:inline>
+        </w:drawing>
       </w:r>
     </w:p>
     <w:sectPr>
